--- a/毕设/毕业设计公文包（计算机学院）2024-2-26/0、毕业设计任务书（2023-5-30）.docx
+++ b/毕设/毕业设计公文包（计算机学院）2024-2-26/0、毕业设计任务书（2023-5-30）.docx
@@ -1,6 +1,6 @@
 
 <file path=word/document.xml><?xml version="1.0" encoding="utf-8"?>
-<w:document xmlns:wpc="http://schemas.microsoft.com/office/word/2010/wordprocessingCanvas" xmlns:cx="http://schemas.microsoft.com/office/drawing/2014/chartex" xmlns:cx1="http://schemas.microsoft.com/office/drawing/2015/9/8/chartex" xmlns:cx2="http://schemas.microsoft.com/office/drawing/2015/10/21/chartex" xmlns:cx3="http://schemas.microsoft.com/office/drawing/2016/5/9/chartex" xmlns:cx4="http://schemas.microsoft.com/office/drawing/2016/5/10/chartex" xmlns:cx5="http://schemas.microsoft.com/office/drawing/2016/5/11/chartex" xmlns:cx6="http://schemas.microsoft.com/office/drawing/2016/5/12/chartex" xmlns:cx7="http://schemas.microsoft.com/office/drawing/2016/5/13/chartex" xmlns:cx8="http://schemas.microsoft.com/office/drawing/2016/5/14/chartex" xmlns:mc="http://schemas.openxmlformats.org/markup-compatibility/2006" xmlns:aink="http://schemas.microsoft.com/office/drawing/2016/ink" xmlns:am3d="http://schemas.microsoft.com/office/drawing/2017/model3d" xmlns:o="urn:schemas-microsoft-com:office:office" xmlns:r="http://schemas.openxmlformats.org/officeDocument/2006/relationships" xmlns:m="http://schemas.openxmlformats.org/officeDocument/2006/math" xmlns:v="urn:schemas-microsoft-com:vml" xmlns:wp14="http://schemas.microsoft.com/office/word/2010/wordprocessingDrawing" xmlns:wp="http://schemas.openxmlformats.org/drawingml/2006/wordprocessingDrawing" xmlns:w10="urn:schemas-microsoft-com:office:word" xmlns:w="http://schemas.openxmlformats.org/wordprocessingml/2006/main" xmlns:w14="http://schemas.microsoft.com/office/word/2010/wordml" xmlns:w15="http://schemas.microsoft.com/office/word/2012/wordml" xmlns:w16cid="http://schemas.microsoft.com/office/word/2016/wordml/cid" xmlns:w16se="http://schemas.microsoft.com/office/word/2015/wordml/symex" xmlns:wpg="http://schemas.microsoft.com/office/word/2010/wordprocessingGroup" xmlns:wpi="http://schemas.microsoft.com/office/word/2010/wordprocessingInk" xmlns:wne="http://schemas.microsoft.com/office/word/2006/wordml" xmlns:wps="http://schemas.microsoft.com/office/word/2010/wordprocessingShape" mc:Ignorable="w14 w15 w16se w16cid wp14">
+<w:document xmlns:wpc="http://schemas.microsoft.com/office/word/2010/wordprocessingCanvas" xmlns:cx="http://schemas.microsoft.com/office/drawing/2014/chartex" xmlns:cx1="http://schemas.microsoft.com/office/drawing/2015/9/8/chartex" xmlns:cx2="http://schemas.microsoft.com/office/drawing/2015/10/21/chartex" xmlns:cx3="http://schemas.microsoft.com/office/drawing/2016/5/9/chartex" xmlns:cx4="http://schemas.microsoft.com/office/drawing/2016/5/10/chartex" xmlns:cx5="http://schemas.microsoft.com/office/drawing/2016/5/11/chartex" xmlns:cx6="http://schemas.microsoft.com/office/drawing/2016/5/12/chartex" xmlns:cx7="http://schemas.microsoft.com/office/drawing/2016/5/13/chartex" xmlns:cx8="http://schemas.microsoft.com/office/drawing/2016/5/14/chartex" xmlns:mc="http://schemas.openxmlformats.org/markup-compatibility/2006" xmlns:aink="http://schemas.microsoft.com/office/drawing/2016/ink" xmlns:am3d="http://schemas.microsoft.com/office/drawing/2017/model3d" xmlns:o="urn:schemas-microsoft-com:office:office" xmlns:r="http://schemas.openxmlformats.org/officeDocument/2006/relationships" xmlns:m="http://schemas.openxmlformats.org/officeDocument/2006/math" xmlns:v="urn:schemas-microsoft-com:vml" xmlns:wp14="http://schemas.microsoft.com/office/word/2010/wordprocessingDrawing" xmlns:wp="http://schemas.openxmlformats.org/drawingml/2006/wordprocessingDrawing" xmlns:w10="urn:schemas-microsoft-com:office:word" xmlns:w="http://schemas.openxmlformats.org/wordprocessingml/2006/main" xmlns:w14="http://schemas.microsoft.com/office/word/2010/wordml" xmlns:w15="http://schemas.microsoft.com/office/word/2012/wordml" xmlns:w16cex="http://schemas.microsoft.com/office/word/2018/wordml/cex" xmlns:w16cid="http://schemas.microsoft.com/office/word/2016/wordml/cid" xmlns:w16="http://schemas.microsoft.com/office/word/2018/wordml" xmlns:w16sdtdh="http://schemas.microsoft.com/office/word/2020/wordml/sdtdatahash" xmlns:w16se="http://schemas.microsoft.com/office/word/2015/wordml/symex" xmlns:wpg="http://schemas.microsoft.com/office/word/2010/wordprocessingGroup" xmlns:wpi="http://schemas.microsoft.com/office/word/2010/wordprocessingInk" xmlns:wne="http://schemas.microsoft.com/office/word/2006/wordml" xmlns:wps="http://schemas.microsoft.com/office/word/2010/wordprocessingShape" mc:Ignorable="w14 w15 w16se w16cid w16 w16cex w16sdtdh wp14">
   <w:background w:color="FFFFFF"/>
   <w:body>
     <w:p>
@@ -10,6 +10,7 @@
           <w:sz w:val="32"/>
         </w:rPr>
       </w:pPr>
+      <w:bookmarkStart w:id="0" w:name="_Hlk168486391"/>
     </w:p>
     <w:p>
       <w:pPr>
@@ -28,8 +29,8 @@
           <w:kern w:val="0"/>
         </w:rPr>
       </w:pPr>
-      <w:bookmarkStart w:id="0" w:name="_MON_1064953734"/>
-      <w:bookmarkEnd w:id="0"/>
+      <w:bookmarkStart w:id="1" w:name="_MON_1064953734"/>
+      <w:bookmarkEnd w:id="1"/>
       <w:r>
         <w:rPr>
           <w:rFonts w:eastAsia="黑体"/>
@@ -37,7 +38,7 @@
           <w:sz w:val="34"/>
         </w:rPr>
         <w:drawing>
-          <wp:inline distT="0" distB="0" distL="0" distR="0">
+          <wp:inline distT="0" distB="0" distL="0" distR="0" wp14:anchorId="73705201" wp14:editId="3706F8CF">
             <wp:extent cx="2555875" cy="509021"/>
             <wp:effectExtent l="0" t="0" r="0" b="5715"/>
             <wp:docPr id="22" name="图片 22">
@@ -1424,8 +1425,6 @@
               </w:rPr>
               <w:t>课题任务要求</w:t>
             </w:r>
-            <w:bookmarkStart w:id="1" w:name="_GoBack"/>
-            <w:bookmarkEnd w:id="1"/>
           </w:p>
         </w:tc>
       </w:tr>
@@ -1850,9 +1849,6 @@
               </w:numPr>
               <w:spacing w:line="300" w:lineRule="auto"/>
               <w:ind w:left="142"/>
-              <w:rPr>
-                <w:rFonts w:hint="eastAsia"/>
-              </w:rPr>
             </w:pPr>
           </w:p>
           <w:p>
@@ -2124,6 +2120,7 @@
           </w:p>
         </w:tc>
       </w:tr>
+      <w:bookmarkEnd w:id="0"/>
     </w:tbl>
     <w:p>
       <w:pPr>
@@ -2148,7 +2145,7 @@
 </file>
 
 <file path=word/endnotes.xml><?xml version="1.0" encoding="utf-8"?>
-<w:endnotes xmlns:wpc="http://schemas.microsoft.com/office/word/2010/wordprocessingCanvas" xmlns:cx="http://schemas.microsoft.com/office/drawing/2014/chartex" xmlns:cx1="http://schemas.microsoft.com/office/drawing/2015/9/8/chartex" xmlns:cx2="http://schemas.microsoft.com/office/drawing/2015/10/21/chartex" xmlns:cx3="http://schemas.microsoft.com/office/drawing/2016/5/9/chartex" xmlns:cx4="http://schemas.microsoft.com/office/drawing/2016/5/10/chartex" xmlns:cx5="http://schemas.microsoft.com/office/drawing/2016/5/11/chartex" xmlns:cx6="http://schemas.microsoft.com/office/drawing/2016/5/12/chartex" xmlns:cx7="http://schemas.microsoft.com/office/drawing/2016/5/13/chartex" xmlns:cx8="http://schemas.microsoft.com/office/drawing/2016/5/14/chartex" xmlns:mc="http://schemas.openxmlformats.org/markup-compatibility/2006" xmlns:aink="http://schemas.microsoft.com/office/drawing/2016/ink" xmlns:am3d="http://schemas.microsoft.com/office/drawing/2017/model3d" xmlns:o="urn:schemas-microsoft-com:office:office" xmlns:r="http://schemas.openxmlformats.org/officeDocument/2006/relationships" xmlns:m="http://schemas.openxmlformats.org/officeDocument/2006/math" xmlns:v="urn:schemas-microsoft-com:vml" xmlns:wp14="http://schemas.microsoft.com/office/word/2010/wordprocessingDrawing" xmlns:wp="http://schemas.openxmlformats.org/drawingml/2006/wordprocessingDrawing" xmlns:w10="urn:schemas-microsoft-com:office:word" xmlns:w="http://schemas.openxmlformats.org/wordprocessingml/2006/main" xmlns:w14="http://schemas.microsoft.com/office/word/2010/wordml" xmlns:w15="http://schemas.microsoft.com/office/word/2012/wordml" xmlns:w16cid="http://schemas.microsoft.com/office/word/2016/wordml/cid" xmlns:w16se="http://schemas.microsoft.com/office/word/2015/wordml/symex" xmlns:wpg="http://schemas.microsoft.com/office/word/2010/wordprocessingGroup" xmlns:wpi="http://schemas.microsoft.com/office/word/2010/wordprocessingInk" xmlns:wne="http://schemas.microsoft.com/office/word/2006/wordml" xmlns:wps="http://schemas.microsoft.com/office/word/2010/wordprocessingShape" mc:Ignorable="w14 w15 w16se w16cid wp14">
+<w:endnotes xmlns:wpc="http://schemas.microsoft.com/office/word/2010/wordprocessingCanvas" xmlns:cx="http://schemas.microsoft.com/office/drawing/2014/chartex" xmlns:cx1="http://schemas.microsoft.com/office/drawing/2015/9/8/chartex" xmlns:cx2="http://schemas.microsoft.com/office/drawing/2015/10/21/chartex" xmlns:cx3="http://schemas.microsoft.com/office/drawing/2016/5/9/chartex" xmlns:cx4="http://schemas.microsoft.com/office/drawing/2016/5/10/chartex" xmlns:cx5="http://schemas.microsoft.com/office/drawing/2016/5/11/chartex" xmlns:cx6="http://schemas.microsoft.com/office/drawing/2016/5/12/chartex" xmlns:cx7="http://schemas.microsoft.com/office/drawing/2016/5/13/chartex" xmlns:cx8="http://schemas.microsoft.com/office/drawing/2016/5/14/chartex" xmlns:mc="http://schemas.openxmlformats.org/markup-compatibility/2006" xmlns:aink="http://schemas.microsoft.com/office/drawing/2016/ink" xmlns:am3d="http://schemas.microsoft.com/office/drawing/2017/model3d" xmlns:o="urn:schemas-microsoft-com:office:office" xmlns:r="http://schemas.openxmlformats.org/officeDocument/2006/relationships" xmlns:m="http://schemas.openxmlformats.org/officeDocument/2006/math" xmlns:v="urn:schemas-microsoft-com:vml" xmlns:wp14="http://schemas.microsoft.com/office/word/2010/wordprocessingDrawing" xmlns:wp="http://schemas.openxmlformats.org/drawingml/2006/wordprocessingDrawing" xmlns:w10="urn:schemas-microsoft-com:office:word" xmlns:w="http://schemas.openxmlformats.org/wordprocessingml/2006/main" xmlns:w14="http://schemas.microsoft.com/office/word/2010/wordml" xmlns:w15="http://schemas.microsoft.com/office/word/2012/wordml" xmlns:w16cex="http://schemas.microsoft.com/office/word/2018/wordml/cex" xmlns:w16cid="http://schemas.microsoft.com/office/word/2016/wordml/cid" xmlns:w16="http://schemas.microsoft.com/office/word/2018/wordml" xmlns:w16sdtdh="http://schemas.microsoft.com/office/word/2020/wordml/sdtdatahash" xmlns:w16se="http://schemas.microsoft.com/office/word/2015/wordml/symex" xmlns:wpg="http://schemas.microsoft.com/office/word/2010/wordprocessingGroup" xmlns:wpi="http://schemas.microsoft.com/office/word/2010/wordprocessingInk" xmlns:wne="http://schemas.microsoft.com/office/word/2006/wordml" xmlns:wps="http://schemas.microsoft.com/office/word/2010/wordprocessingShape" mc:Ignorable="w14 w15 w16se w16cid w16 w16cex w16sdtdh wp14">
   <w:endnote w:type="separator" w:id="-1">
     <w:p>
       <w:r>
@@ -2167,7 +2164,7 @@
 </file>
 
 <file path=word/footer1.xml><?xml version="1.0" encoding="utf-8"?>
-<w:ftr xmlns:wpc="http://schemas.microsoft.com/office/word/2010/wordprocessingCanvas" xmlns:cx="http://schemas.microsoft.com/office/drawing/2014/chartex" xmlns:cx1="http://schemas.microsoft.com/office/drawing/2015/9/8/chartex" xmlns:cx2="http://schemas.microsoft.com/office/drawing/2015/10/21/chartex" xmlns:cx3="http://schemas.microsoft.com/office/drawing/2016/5/9/chartex" xmlns:cx4="http://schemas.microsoft.com/office/drawing/2016/5/10/chartex" xmlns:cx5="http://schemas.microsoft.com/office/drawing/2016/5/11/chartex" xmlns:cx6="http://schemas.microsoft.com/office/drawing/2016/5/12/chartex" xmlns:cx7="http://schemas.microsoft.com/office/drawing/2016/5/13/chartex" xmlns:cx8="http://schemas.microsoft.com/office/drawing/2016/5/14/chartex" xmlns:mc="http://schemas.openxmlformats.org/markup-compatibility/2006" xmlns:aink="http://schemas.microsoft.com/office/drawing/2016/ink" xmlns:am3d="http://schemas.microsoft.com/office/drawing/2017/model3d" xmlns:o="urn:schemas-microsoft-com:office:office" xmlns:r="http://schemas.openxmlformats.org/officeDocument/2006/relationships" xmlns:m="http://schemas.openxmlformats.org/officeDocument/2006/math" xmlns:v="urn:schemas-microsoft-com:vml" xmlns:wp14="http://schemas.microsoft.com/office/word/2010/wordprocessingDrawing" xmlns:wp="http://schemas.openxmlformats.org/drawingml/2006/wordprocessingDrawing" xmlns:w10="urn:schemas-microsoft-com:office:word" xmlns:w="http://schemas.openxmlformats.org/wordprocessingml/2006/main" xmlns:w14="http://schemas.microsoft.com/office/word/2010/wordml" xmlns:w15="http://schemas.microsoft.com/office/word/2012/wordml" xmlns:w16cid="http://schemas.microsoft.com/office/word/2016/wordml/cid" xmlns:w16se="http://schemas.microsoft.com/office/word/2015/wordml/symex" xmlns:wpg="http://schemas.microsoft.com/office/word/2010/wordprocessingGroup" xmlns:wpi="http://schemas.microsoft.com/office/word/2010/wordprocessingInk" xmlns:wne="http://schemas.microsoft.com/office/word/2006/wordml" xmlns:wps="http://schemas.microsoft.com/office/word/2010/wordprocessingShape" mc:Ignorable="w14 w15 w16se w16cid wp14">
+<w:ftr xmlns:wpc="http://schemas.microsoft.com/office/word/2010/wordprocessingCanvas" xmlns:cx="http://schemas.microsoft.com/office/drawing/2014/chartex" xmlns:cx1="http://schemas.microsoft.com/office/drawing/2015/9/8/chartex" xmlns:cx2="http://schemas.microsoft.com/office/drawing/2015/10/21/chartex" xmlns:cx3="http://schemas.microsoft.com/office/drawing/2016/5/9/chartex" xmlns:cx4="http://schemas.microsoft.com/office/drawing/2016/5/10/chartex" xmlns:cx5="http://schemas.microsoft.com/office/drawing/2016/5/11/chartex" xmlns:cx6="http://schemas.microsoft.com/office/drawing/2016/5/12/chartex" xmlns:cx7="http://schemas.microsoft.com/office/drawing/2016/5/13/chartex" xmlns:cx8="http://schemas.microsoft.com/office/drawing/2016/5/14/chartex" xmlns:mc="http://schemas.openxmlformats.org/markup-compatibility/2006" xmlns:aink="http://schemas.microsoft.com/office/drawing/2016/ink" xmlns:am3d="http://schemas.microsoft.com/office/drawing/2017/model3d" xmlns:o="urn:schemas-microsoft-com:office:office" xmlns:r="http://schemas.openxmlformats.org/officeDocument/2006/relationships" xmlns:m="http://schemas.openxmlformats.org/officeDocument/2006/math" xmlns:v="urn:schemas-microsoft-com:vml" xmlns:wp14="http://schemas.microsoft.com/office/word/2010/wordprocessingDrawing" xmlns:wp="http://schemas.openxmlformats.org/drawingml/2006/wordprocessingDrawing" xmlns:w10="urn:schemas-microsoft-com:office:word" xmlns:w="http://schemas.openxmlformats.org/wordprocessingml/2006/main" xmlns:w14="http://schemas.microsoft.com/office/word/2010/wordml" xmlns:w15="http://schemas.microsoft.com/office/word/2012/wordml" xmlns:w16cex="http://schemas.microsoft.com/office/word/2018/wordml/cex" xmlns:w16cid="http://schemas.microsoft.com/office/word/2016/wordml/cid" xmlns:w16="http://schemas.microsoft.com/office/word/2018/wordml" xmlns:w16sdtdh="http://schemas.microsoft.com/office/word/2020/wordml/sdtdatahash" xmlns:w16se="http://schemas.microsoft.com/office/word/2015/wordml/symex" xmlns:wpg="http://schemas.microsoft.com/office/word/2010/wordprocessingGroup" xmlns:wpi="http://schemas.microsoft.com/office/word/2010/wordprocessingInk" xmlns:wne="http://schemas.microsoft.com/office/word/2006/wordml" xmlns:wps="http://schemas.microsoft.com/office/word/2010/wordprocessingShape" mc:Ignorable="w14 w15 w16se w16cid w16 w16cex w16sdtdh wp14">
   <w:p>
     <w:pPr>
       <w:pStyle w:val="a4"/>
@@ -2204,7 +2201,7 @@
 </file>
 
 <file path=word/footnotes.xml><?xml version="1.0" encoding="utf-8"?>
-<w:footnotes xmlns:wpc="http://schemas.microsoft.com/office/word/2010/wordprocessingCanvas" xmlns:cx="http://schemas.microsoft.com/office/drawing/2014/chartex" xmlns:cx1="http://schemas.microsoft.com/office/drawing/2015/9/8/chartex" xmlns:cx2="http://schemas.microsoft.com/office/drawing/2015/10/21/chartex" xmlns:cx3="http://schemas.microsoft.com/office/drawing/2016/5/9/chartex" xmlns:cx4="http://schemas.microsoft.com/office/drawing/2016/5/10/chartex" xmlns:cx5="http://schemas.microsoft.com/office/drawing/2016/5/11/chartex" xmlns:cx6="http://schemas.microsoft.com/office/drawing/2016/5/12/chartex" xmlns:cx7="http://schemas.microsoft.com/office/drawing/2016/5/13/chartex" xmlns:cx8="http://schemas.microsoft.com/office/drawing/2016/5/14/chartex" xmlns:mc="http://schemas.openxmlformats.org/markup-compatibility/2006" xmlns:aink="http://schemas.microsoft.com/office/drawing/2016/ink" xmlns:am3d="http://schemas.microsoft.com/office/drawing/2017/model3d" xmlns:o="urn:schemas-microsoft-com:office:office" xmlns:r="http://schemas.openxmlformats.org/officeDocument/2006/relationships" xmlns:m="http://schemas.openxmlformats.org/officeDocument/2006/math" xmlns:v="urn:schemas-microsoft-com:vml" xmlns:wp14="http://schemas.microsoft.com/office/word/2010/wordprocessingDrawing" xmlns:wp="http://schemas.openxmlformats.org/drawingml/2006/wordprocessingDrawing" xmlns:w10="urn:schemas-microsoft-com:office:word" xmlns:w="http://schemas.openxmlformats.org/wordprocessingml/2006/main" xmlns:w14="http://schemas.microsoft.com/office/word/2010/wordml" xmlns:w15="http://schemas.microsoft.com/office/word/2012/wordml" xmlns:w16cid="http://schemas.microsoft.com/office/word/2016/wordml/cid" xmlns:w16se="http://schemas.microsoft.com/office/word/2015/wordml/symex" xmlns:wpg="http://schemas.microsoft.com/office/word/2010/wordprocessingGroup" xmlns:wpi="http://schemas.microsoft.com/office/word/2010/wordprocessingInk" xmlns:wne="http://schemas.microsoft.com/office/word/2006/wordml" xmlns:wps="http://schemas.microsoft.com/office/word/2010/wordprocessingShape" mc:Ignorable="w14 w15 w16se w16cid wp14">
+<w:footnotes xmlns:wpc="http://schemas.microsoft.com/office/word/2010/wordprocessingCanvas" xmlns:cx="http://schemas.microsoft.com/office/drawing/2014/chartex" xmlns:cx1="http://schemas.microsoft.com/office/drawing/2015/9/8/chartex" xmlns:cx2="http://schemas.microsoft.com/office/drawing/2015/10/21/chartex" xmlns:cx3="http://schemas.microsoft.com/office/drawing/2016/5/9/chartex" xmlns:cx4="http://schemas.microsoft.com/office/drawing/2016/5/10/chartex" xmlns:cx5="http://schemas.microsoft.com/office/drawing/2016/5/11/chartex" xmlns:cx6="http://schemas.microsoft.com/office/drawing/2016/5/12/chartex" xmlns:cx7="http://schemas.microsoft.com/office/drawing/2016/5/13/chartex" xmlns:cx8="http://schemas.microsoft.com/office/drawing/2016/5/14/chartex" xmlns:mc="http://schemas.openxmlformats.org/markup-compatibility/2006" xmlns:aink="http://schemas.microsoft.com/office/drawing/2016/ink" xmlns:am3d="http://schemas.microsoft.com/office/drawing/2017/model3d" xmlns:o="urn:schemas-microsoft-com:office:office" xmlns:r="http://schemas.openxmlformats.org/officeDocument/2006/relationships" xmlns:m="http://schemas.openxmlformats.org/officeDocument/2006/math" xmlns:v="urn:schemas-microsoft-com:vml" xmlns:wp14="http://schemas.microsoft.com/office/word/2010/wordprocessingDrawing" xmlns:wp="http://schemas.openxmlformats.org/drawingml/2006/wordprocessingDrawing" xmlns:w10="urn:schemas-microsoft-com:office:word" xmlns:w="http://schemas.openxmlformats.org/wordprocessingml/2006/main" xmlns:w14="http://schemas.microsoft.com/office/word/2010/wordml" xmlns:w15="http://schemas.microsoft.com/office/word/2012/wordml" xmlns:w16cex="http://schemas.microsoft.com/office/word/2018/wordml/cex" xmlns:w16cid="http://schemas.microsoft.com/office/word/2016/wordml/cid" xmlns:w16="http://schemas.microsoft.com/office/word/2018/wordml" xmlns:w16sdtdh="http://schemas.microsoft.com/office/word/2020/wordml/sdtdatahash" xmlns:w16se="http://schemas.microsoft.com/office/word/2015/wordml/symex" xmlns:wpg="http://schemas.microsoft.com/office/word/2010/wordprocessingGroup" xmlns:wpi="http://schemas.microsoft.com/office/word/2010/wordprocessingInk" xmlns:wne="http://schemas.microsoft.com/office/word/2006/wordml" xmlns:wps="http://schemas.microsoft.com/office/word/2010/wordprocessingShape" mc:Ignorable="w14 w15 w16se w16cid w16 w16cex w16sdtdh wp14">
   <w:footnote w:type="separator" w:id="-1">
     <w:p>
       <w:r>
@@ -2223,7 +2220,7 @@
 </file>
 
 <file path=word/header1.xml><?xml version="1.0" encoding="utf-8"?>
-<w:hdr xmlns:wpc="http://schemas.microsoft.com/office/word/2010/wordprocessingCanvas" xmlns:cx="http://schemas.microsoft.com/office/drawing/2014/chartex" xmlns:cx1="http://schemas.microsoft.com/office/drawing/2015/9/8/chartex" xmlns:cx2="http://schemas.microsoft.com/office/drawing/2015/10/21/chartex" xmlns:cx3="http://schemas.microsoft.com/office/drawing/2016/5/9/chartex" xmlns:cx4="http://schemas.microsoft.com/office/drawing/2016/5/10/chartex" xmlns:cx5="http://schemas.microsoft.com/office/drawing/2016/5/11/chartex" xmlns:cx6="http://schemas.microsoft.com/office/drawing/2016/5/12/chartex" xmlns:cx7="http://schemas.microsoft.com/office/drawing/2016/5/13/chartex" xmlns:cx8="http://schemas.microsoft.com/office/drawing/2016/5/14/chartex" xmlns:mc="http://schemas.openxmlformats.org/markup-compatibility/2006" xmlns:aink="http://schemas.microsoft.com/office/drawing/2016/ink" xmlns:am3d="http://schemas.microsoft.com/office/drawing/2017/model3d" xmlns:o="urn:schemas-microsoft-com:office:office" xmlns:r="http://schemas.openxmlformats.org/officeDocument/2006/relationships" xmlns:m="http://schemas.openxmlformats.org/officeDocument/2006/math" xmlns:v="urn:schemas-microsoft-com:vml" xmlns:wp14="http://schemas.microsoft.com/office/word/2010/wordprocessingDrawing" xmlns:wp="http://schemas.openxmlformats.org/drawingml/2006/wordprocessingDrawing" xmlns:w10="urn:schemas-microsoft-com:office:word" xmlns:w="http://schemas.openxmlformats.org/wordprocessingml/2006/main" xmlns:w14="http://schemas.microsoft.com/office/word/2010/wordml" xmlns:w15="http://schemas.microsoft.com/office/word/2012/wordml" xmlns:w16cid="http://schemas.microsoft.com/office/word/2016/wordml/cid" xmlns:w16se="http://schemas.microsoft.com/office/word/2015/wordml/symex" xmlns:wpg="http://schemas.microsoft.com/office/word/2010/wordprocessingGroup" xmlns:wpi="http://schemas.microsoft.com/office/word/2010/wordprocessingInk" xmlns:wne="http://schemas.microsoft.com/office/word/2006/wordml" xmlns:wps="http://schemas.microsoft.com/office/word/2010/wordprocessingShape" mc:Ignorable="w14 w15 w16se w16cid wp14">
+<w:hdr xmlns:wpc="http://schemas.microsoft.com/office/word/2010/wordprocessingCanvas" xmlns:cx="http://schemas.microsoft.com/office/drawing/2014/chartex" xmlns:cx1="http://schemas.microsoft.com/office/drawing/2015/9/8/chartex" xmlns:cx2="http://schemas.microsoft.com/office/drawing/2015/10/21/chartex" xmlns:cx3="http://schemas.microsoft.com/office/drawing/2016/5/9/chartex" xmlns:cx4="http://schemas.microsoft.com/office/drawing/2016/5/10/chartex" xmlns:cx5="http://schemas.microsoft.com/office/drawing/2016/5/11/chartex" xmlns:cx6="http://schemas.microsoft.com/office/drawing/2016/5/12/chartex" xmlns:cx7="http://schemas.microsoft.com/office/drawing/2016/5/13/chartex" xmlns:cx8="http://schemas.microsoft.com/office/drawing/2016/5/14/chartex" xmlns:mc="http://schemas.openxmlformats.org/markup-compatibility/2006" xmlns:aink="http://schemas.microsoft.com/office/drawing/2016/ink" xmlns:am3d="http://schemas.microsoft.com/office/drawing/2017/model3d" xmlns:o="urn:schemas-microsoft-com:office:office" xmlns:r="http://schemas.openxmlformats.org/officeDocument/2006/relationships" xmlns:m="http://schemas.openxmlformats.org/officeDocument/2006/math" xmlns:v="urn:schemas-microsoft-com:vml" xmlns:wp14="http://schemas.microsoft.com/office/word/2010/wordprocessingDrawing" xmlns:wp="http://schemas.openxmlformats.org/drawingml/2006/wordprocessingDrawing" xmlns:w10="urn:schemas-microsoft-com:office:word" xmlns:w="http://schemas.openxmlformats.org/wordprocessingml/2006/main" xmlns:w14="http://schemas.microsoft.com/office/word/2010/wordml" xmlns:w15="http://schemas.microsoft.com/office/word/2012/wordml" xmlns:w16cex="http://schemas.microsoft.com/office/word/2018/wordml/cex" xmlns:w16cid="http://schemas.microsoft.com/office/word/2016/wordml/cid" xmlns:w16="http://schemas.microsoft.com/office/word/2018/wordml" xmlns:w16sdtdh="http://schemas.microsoft.com/office/word/2020/wordml/sdtdatahash" xmlns:w16se="http://schemas.microsoft.com/office/word/2015/wordml/symex" xmlns:wpg="http://schemas.microsoft.com/office/word/2010/wordprocessingGroup" xmlns:wpi="http://schemas.microsoft.com/office/word/2010/wordprocessingInk" xmlns:wne="http://schemas.microsoft.com/office/word/2006/wordml" xmlns:wps="http://schemas.microsoft.com/office/word/2010/wordprocessingShape" mc:Ignorable="w14 w15 w16se w16cid w16 w16cex w16sdtdh wp14">
   <w:p>
     <w:pPr>
       <w:pStyle w:val="a5"/>
@@ -2236,7 +2233,7 @@
 </file>
 
 <file path=word/header2.xml><?xml version="1.0" encoding="utf-8"?>
-<w:hdr xmlns:wpc="http://schemas.microsoft.com/office/word/2010/wordprocessingCanvas" xmlns:cx="http://schemas.microsoft.com/office/drawing/2014/chartex" xmlns:cx1="http://schemas.microsoft.com/office/drawing/2015/9/8/chartex" xmlns:cx2="http://schemas.microsoft.com/office/drawing/2015/10/21/chartex" xmlns:cx3="http://schemas.microsoft.com/office/drawing/2016/5/9/chartex" xmlns:cx4="http://schemas.microsoft.com/office/drawing/2016/5/10/chartex" xmlns:cx5="http://schemas.microsoft.com/office/drawing/2016/5/11/chartex" xmlns:cx6="http://schemas.microsoft.com/office/drawing/2016/5/12/chartex" xmlns:cx7="http://schemas.microsoft.com/office/drawing/2016/5/13/chartex" xmlns:cx8="http://schemas.microsoft.com/office/drawing/2016/5/14/chartex" xmlns:mc="http://schemas.openxmlformats.org/markup-compatibility/2006" xmlns:aink="http://schemas.microsoft.com/office/drawing/2016/ink" xmlns:am3d="http://schemas.microsoft.com/office/drawing/2017/model3d" xmlns:o="urn:schemas-microsoft-com:office:office" xmlns:r="http://schemas.openxmlformats.org/officeDocument/2006/relationships" xmlns:m="http://schemas.openxmlformats.org/officeDocument/2006/math" xmlns:v="urn:schemas-microsoft-com:vml" xmlns:wp14="http://schemas.microsoft.com/office/word/2010/wordprocessingDrawing" xmlns:wp="http://schemas.openxmlformats.org/drawingml/2006/wordprocessingDrawing" xmlns:w10="urn:schemas-microsoft-com:office:word" xmlns:w="http://schemas.openxmlformats.org/wordprocessingml/2006/main" xmlns:w14="http://schemas.microsoft.com/office/word/2010/wordml" xmlns:w15="http://schemas.microsoft.com/office/word/2012/wordml" xmlns:w16cid="http://schemas.microsoft.com/office/word/2016/wordml/cid" xmlns:w16se="http://schemas.microsoft.com/office/word/2015/wordml/symex" xmlns:wpg="http://schemas.microsoft.com/office/word/2010/wordprocessingGroup" xmlns:wpi="http://schemas.microsoft.com/office/word/2010/wordprocessingInk" xmlns:wne="http://schemas.microsoft.com/office/word/2006/wordml" xmlns:wps="http://schemas.microsoft.com/office/word/2010/wordprocessingShape" mc:Ignorable="w14 w15 w16se w16cid wp14">
+<w:hdr xmlns:wpc="http://schemas.microsoft.com/office/word/2010/wordprocessingCanvas" xmlns:cx="http://schemas.microsoft.com/office/drawing/2014/chartex" xmlns:cx1="http://schemas.microsoft.com/office/drawing/2015/9/8/chartex" xmlns:cx2="http://schemas.microsoft.com/office/drawing/2015/10/21/chartex" xmlns:cx3="http://schemas.microsoft.com/office/drawing/2016/5/9/chartex" xmlns:cx4="http://schemas.microsoft.com/office/drawing/2016/5/10/chartex" xmlns:cx5="http://schemas.microsoft.com/office/drawing/2016/5/11/chartex" xmlns:cx6="http://schemas.microsoft.com/office/drawing/2016/5/12/chartex" xmlns:cx7="http://schemas.microsoft.com/office/drawing/2016/5/13/chartex" xmlns:cx8="http://schemas.microsoft.com/office/drawing/2016/5/14/chartex" xmlns:mc="http://schemas.openxmlformats.org/markup-compatibility/2006" xmlns:aink="http://schemas.microsoft.com/office/drawing/2016/ink" xmlns:am3d="http://schemas.microsoft.com/office/drawing/2017/model3d" xmlns:o="urn:schemas-microsoft-com:office:office" xmlns:r="http://schemas.openxmlformats.org/officeDocument/2006/relationships" xmlns:m="http://schemas.openxmlformats.org/officeDocument/2006/math" xmlns:v="urn:schemas-microsoft-com:vml" xmlns:wp14="http://schemas.microsoft.com/office/word/2010/wordprocessingDrawing" xmlns:wp="http://schemas.openxmlformats.org/drawingml/2006/wordprocessingDrawing" xmlns:w10="urn:schemas-microsoft-com:office:word" xmlns:w="http://schemas.openxmlformats.org/wordprocessingml/2006/main" xmlns:w14="http://schemas.microsoft.com/office/word/2010/wordml" xmlns:w15="http://schemas.microsoft.com/office/word/2012/wordml" xmlns:w16cex="http://schemas.microsoft.com/office/word/2018/wordml/cex" xmlns:w16cid="http://schemas.microsoft.com/office/word/2016/wordml/cid" xmlns:w16="http://schemas.microsoft.com/office/word/2018/wordml" xmlns:w16sdtdh="http://schemas.microsoft.com/office/word/2020/wordml/sdtdatahash" xmlns:w16se="http://schemas.microsoft.com/office/word/2015/wordml/symex" xmlns:wpg="http://schemas.microsoft.com/office/word/2010/wordprocessingGroup" xmlns:wpi="http://schemas.microsoft.com/office/word/2010/wordprocessingInk" xmlns:wne="http://schemas.microsoft.com/office/word/2006/wordml" xmlns:wps="http://schemas.microsoft.com/office/word/2010/wordprocessingShape" mc:Ignorable="w14 w15 w16se w16cid w16 w16cex w16sdtdh wp14">
   <w:p>
     <w:pPr>
       <w:pStyle w:val="a5"/>
@@ -2249,7 +2246,7 @@
 </file>
 
 <file path=word/numbering.xml><?xml version="1.0" encoding="utf-8"?>
-<w:numbering xmlns:wpc="http://schemas.microsoft.com/office/word/2010/wordprocessingCanvas" xmlns:cx="http://schemas.microsoft.com/office/drawing/2014/chartex" xmlns:cx1="http://schemas.microsoft.com/office/drawing/2015/9/8/chartex" xmlns:cx2="http://schemas.microsoft.com/office/drawing/2015/10/21/chartex" xmlns:cx3="http://schemas.microsoft.com/office/drawing/2016/5/9/chartex" xmlns:cx4="http://schemas.microsoft.com/office/drawing/2016/5/10/chartex" xmlns:cx5="http://schemas.microsoft.com/office/drawing/2016/5/11/chartex" xmlns:cx6="http://schemas.microsoft.com/office/drawing/2016/5/12/chartex" xmlns:cx7="http://schemas.microsoft.com/office/drawing/2016/5/13/chartex" xmlns:cx8="http://schemas.microsoft.com/office/drawing/2016/5/14/chartex" xmlns:mc="http://schemas.openxmlformats.org/markup-compatibility/2006" xmlns:aink="http://schemas.microsoft.com/office/drawing/2016/ink" xmlns:am3d="http://schemas.microsoft.com/office/drawing/2017/model3d" xmlns:o="urn:schemas-microsoft-com:office:office" xmlns:r="http://schemas.openxmlformats.org/officeDocument/2006/relationships" xmlns:m="http://schemas.openxmlformats.org/officeDocument/2006/math" xmlns:v="urn:schemas-microsoft-com:vml" xmlns:wp14="http://schemas.microsoft.com/office/word/2010/wordprocessingDrawing" xmlns:wp="http://schemas.openxmlformats.org/drawingml/2006/wordprocessingDrawing" xmlns:w10="urn:schemas-microsoft-com:office:word" xmlns:w="http://schemas.openxmlformats.org/wordprocessingml/2006/main" xmlns:w14="http://schemas.microsoft.com/office/word/2010/wordml" xmlns:w15="http://schemas.microsoft.com/office/word/2012/wordml" xmlns:w16cid="http://schemas.microsoft.com/office/word/2016/wordml/cid" xmlns:w16se="http://schemas.microsoft.com/office/word/2015/wordml/symex" xmlns:wpg="http://schemas.microsoft.com/office/word/2010/wordprocessingGroup" xmlns:wpi="http://schemas.microsoft.com/office/word/2010/wordprocessingInk" xmlns:wne="http://schemas.microsoft.com/office/word/2006/wordml" xmlns:wps="http://schemas.microsoft.com/office/word/2010/wordprocessingShape" mc:Ignorable="w14 w15 w16se w16cid wp14">
+<w:numbering xmlns:wpc="http://schemas.microsoft.com/office/word/2010/wordprocessingCanvas" xmlns:cx="http://schemas.microsoft.com/office/drawing/2014/chartex" xmlns:cx1="http://schemas.microsoft.com/office/drawing/2015/9/8/chartex" xmlns:cx2="http://schemas.microsoft.com/office/drawing/2015/10/21/chartex" xmlns:cx3="http://schemas.microsoft.com/office/drawing/2016/5/9/chartex" xmlns:cx4="http://schemas.microsoft.com/office/drawing/2016/5/10/chartex" xmlns:cx5="http://schemas.microsoft.com/office/drawing/2016/5/11/chartex" xmlns:cx6="http://schemas.microsoft.com/office/drawing/2016/5/12/chartex" xmlns:cx7="http://schemas.microsoft.com/office/drawing/2016/5/13/chartex" xmlns:cx8="http://schemas.microsoft.com/office/drawing/2016/5/14/chartex" xmlns:mc="http://schemas.openxmlformats.org/markup-compatibility/2006" xmlns:aink="http://schemas.microsoft.com/office/drawing/2016/ink" xmlns:am3d="http://schemas.microsoft.com/office/drawing/2017/model3d" xmlns:o="urn:schemas-microsoft-com:office:office" xmlns:r="http://schemas.openxmlformats.org/officeDocument/2006/relationships" xmlns:m="http://schemas.openxmlformats.org/officeDocument/2006/math" xmlns:v="urn:schemas-microsoft-com:vml" xmlns:wp14="http://schemas.microsoft.com/office/word/2010/wordprocessingDrawing" xmlns:wp="http://schemas.openxmlformats.org/drawingml/2006/wordprocessingDrawing" xmlns:w10="urn:schemas-microsoft-com:office:word" xmlns:w="http://schemas.openxmlformats.org/wordprocessingml/2006/main" xmlns:w14="http://schemas.microsoft.com/office/word/2010/wordml" xmlns:w15="http://schemas.microsoft.com/office/word/2012/wordml" xmlns:w16cex="http://schemas.microsoft.com/office/word/2018/wordml/cex" xmlns:w16cid="http://schemas.microsoft.com/office/word/2016/wordml/cid" xmlns:w16="http://schemas.microsoft.com/office/word/2018/wordml" xmlns:w16sdtdh="http://schemas.microsoft.com/office/word/2020/wordml/sdtdatahash" xmlns:w16se="http://schemas.microsoft.com/office/word/2015/wordml/symex" xmlns:wpg="http://schemas.microsoft.com/office/word/2010/wordprocessingGroup" xmlns:wpi="http://schemas.microsoft.com/office/word/2010/wordprocessingInk" xmlns:wne="http://schemas.microsoft.com/office/word/2006/wordml" xmlns:wps="http://schemas.microsoft.com/office/word/2010/wordprocessingShape" mc:Ignorable="w14 w15 w16se w16cid w16 w16cex w16sdtdh wp14">
   <w:abstractNum w:abstractNumId="0" w15:restartNumberingAfterBreak="0">
     <w:nsid w:val="18E25002"/>
     <w:multiLevelType w:val="hybridMultilevel"/>
@@ -2707,7 +2704,7 @@
 </file>
 
 <file path=word/styles.xml><?xml version="1.0" encoding="utf-8"?>
-<w:styles xmlns:mc="http://schemas.openxmlformats.org/markup-compatibility/2006" xmlns:r="http://schemas.openxmlformats.org/officeDocument/2006/relationships" xmlns:w="http://schemas.openxmlformats.org/wordprocessingml/2006/main" xmlns:w14="http://schemas.microsoft.com/office/word/2010/wordml" xmlns:w15="http://schemas.microsoft.com/office/word/2012/wordml" xmlns:w16cid="http://schemas.microsoft.com/office/word/2016/wordml/cid" xmlns:w16se="http://schemas.microsoft.com/office/word/2015/wordml/symex" mc:Ignorable="w14 w15 w16se w16cid">
+<w:styles xmlns:mc="http://schemas.openxmlformats.org/markup-compatibility/2006" xmlns:r="http://schemas.openxmlformats.org/officeDocument/2006/relationships" xmlns:w="http://schemas.openxmlformats.org/wordprocessingml/2006/main" xmlns:w14="http://schemas.microsoft.com/office/word/2010/wordml" xmlns:w15="http://schemas.microsoft.com/office/word/2012/wordml" xmlns:w16cex="http://schemas.microsoft.com/office/word/2018/wordml/cex" xmlns:w16cid="http://schemas.microsoft.com/office/word/2016/wordml/cid" xmlns:w16="http://schemas.microsoft.com/office/word/2018/wordml" xmlns:w16sdtdh="http://schemas.microsoft.com/office/word/2020/wordml/sdtdatahash" xmlns:w16se="http://schemas.microsoft.com/office/word/2015/wordml/symex" mc:Ignorable="w14 w15 w16se w16cid w16 w16cex w16sdtdh">
   <w:docDefaults>
     <w:rPrDefault>
       <w:rPr>
@@ -2717,7 +2714,7 @@
     </w:rPrDefault>
     <w:pPrDefault/>
   </w:docDefaults>
-  <w:latentStyles w:defLockedState="0" w:defUIPriority="99" w:defSemiHidden="0" w:defUnhideWhenUsed="0" w:defQFormat="0" w:count="375">
+  <w:latentStyles w:defLockedState="0" w:defUIPriority="99" w:defSemiHidden="0" w:defUnhideWhenUsed="0" w:defQFormat="0" w:count="376">
     <w:lsdException w:name="Normal" w:uiPriority="0" w:qFormat="1"/>
     <w:lsdException w:name="heading 1" w:uiPriority="9" w:qFormat="1"/>
     <w:lsdException w:name="heading 2" w:semiHidden="1" w:uiPriority="9" w:unhideWhenUsed="1" w:qFormat="1"/>
@@ -2823,7 +2820,6 @@
     <w:lsdException w:name="HTML Sample" w:semiHidden="1" w:unhideWhenUsed="1"/>
     <w:lsdException w:name="HTML Typewriter" w:semiHidden="1" w:unhideWhenUsed="1"/>
     <w:lsdException w:name="HTML Variable" w:semiHidden="1" w:unhideWhenUsed="1"/>
-    <w:lsdException w:name="Normal Table" w:semiHidden="1" w:unhideWhenUsed="1"/>
     <w:lsdException w:name="annotation subject" w:semiHidden="1" w:unhideWhenUsed="1"/>
     <w:lsdException w:name="No List" w:semiHidden="1" w:unhideWhenUsed="1"/>
     <w:lsdException w:name="Outline List 1" w:semiHidden="1" w:unhideWhenUsed="1"/>
@@ -2870,10 +2866,8 @@
     <w:lsdException w:name="Table Subtle 2" w:semiHidden="1" w:unhideWhenUsed="1"/>
     <w:lsdException w:name="Table Web 1" w:semiHidden="1" w:unhideWhenUsed="1"/>
     <w:lsdException w:name="Table Web 2" w:semiHidden="1" w:unhideWhenUsed="1"/>
-    <w:lsdException w:name="Table Web 3" w:semiHidden="1" w:unhideWhenUsed="1"/>
     <w:lsdException w:name="Balloon Text" w:semiHidden="1" w:unhideWhenUsed="1"/>
     <w:lsdException w:name="Table Grid" w:uiPriority="39"/>
-    <w:lsdException w:name="Table Theme" w:semiHidden="1" w:unhideWhenUsed="1"/>
     <w:lsdException w:name="Placeholder Text" w:semiHidden="1"/>
     <w:lsdException w:name="No Spacing" w:uiPriority="1" w:qFormat="1"/>
     <w:lsdException w:name="Light Shading" w:uiPriority="60"/>
@@ -3093,6 +3087,7 @@
     <w:lsdException w:name="Smart Hyperlink" w:semiHidden="1" w:unhideWhenUsed="1"/>
     <w:lsdException w:name="Hashtag" w:semiHidden="1" w:unhideWhenUsed="1"/>
     <w:lsdException w:name="Unresolved Mention" w:semiHidden="1" w:unhideWhenUsed="1"/>
+    <w:lsdException w:name="Smart Link" w:semiHidden="1" w:unhideWhenUsed="1"/>
   </w:latentStyles>
   <w:style w:type="paragraph" w:default="1" w:styleId="a0">
     <w:name w:val="Normal"/>
@@ -3109,7 +3104,6 @@
   <w:style w:type="character" w:default="1" w:styleId="a1">
     <w:name w:val="Default Paragraph Font"/>
     <w:uiPriority w:val="1"/>
-    <w:semiHidden/>
     <w:unhideWhenUsed/>
   </w:style>
   <w:style w:type="table" w:default="1" w:styleId="a2">
